--- a/05_Estruturas_de_Dados/05_Catalogo_Semantico.docx
+++ b/05_Estruturas_de_Dados/05_Catalogo_Semantico.docx
@@ -595,15 +595,18 @@
         <w:rPr>
           <w:b/>
         </w:rPr>
-        <w:t xml:space="preserve">alocação dinâmica — </w:t>
+        <w:t xml:space="preserve">alocação dinâmica</w:t>
       </w:r>
       <w:r>
-        <w:t>Reserva de memória durante a execução do programa.</w:t>
+        <w:t xml:space="preserve"> — Reserva de memória durante a execução do programa.</w:t>
       </w:r>
     </w:p>
     <w:p>
       <w:r>
-        <w:t>Materiais: exercicio1.md, gabarito1.md, lista1.jpeg</w:t>
+        <w:t xml:space="preserve">Materiais:</w:t>
+      </w:r>
+      <w:r>
+        <w:t xml:space="preserve"> exercicio1.md, gabarito1.md, lista1.jpeg</w:t>
       </w:r>
     </w:p>
     <w:p>
@@ -611,15 +614,18 @@
         <w:rPr>
           <w:b/>
         </w:rPr>
-        <w:t xml:space="preserve">busca — </w:t>
+        <w:t xml:space="preserve">busca</w:t>
       </w:r>
       <w:r>
-        <w:t>Percurso para localizar elemento que satisfaça um critério.</w:t>
+        <w:t xml:space="preserve"> — Percurso para localizar elemento que satisfaça um critério.</w:t>
       </w:r>
     </w:p>
     <w:p>
       <w:r>
-        <w:t>Materiais: exercicio1.md, gabarito1.md, lista2.jpeg, lista3.jpeg</w:t>
+        <w:t xml:space="preserve">Materiais:</w:t>
+      </w:r>
+      <w:r>
+        <w:t xml:space="preserve"> exercicio1.md, gabarito1.md, lista2.jpeg, lista3.jpeg</w:t>
       </w:r>
     </w:p>
     <w:p>
@@ -627,15 +633,18 @@
         <w:rPr>
           <w:b/>
         </w:rPr>
-        <w:t xml:space="preserve">dequeue — </w:t>
+        <w:t xml:space="preserve">dequeue</w:t>
       </w:r>
       <w:r>
-        <w:t>Operação de retirar elemento do início de uma fila.</w:t>
+        <w:t xml:space="preserve"> — Operação de retirar elemento do início de uma fila.</w:t>
       </w:r>
     </w:p>
     <w:p>
       <w:r>
-        <w:t>Materiais: exercicio2.md, gabarito2.md, operacoes_fila.jpeg</w:t>
+        <w:t xml:space="preserve">Materiais:</w:t>
+      </w:r>
+      <w:r>
+        <w:t xml:space="preserve"> exercicio2.md, gabarito2.md, operacoes_fila.jpeg</w:t>
       </w:r>
     </w:p>
     <w:p>
@@ -643,15 +652,18 @@
         <w:rPr>
           <w:b/>
         </w:rPr>
-        <w:t xml:space="preserve">enqueue — </w:t>
+        <w:t xml:space="preserve">enqueue</w:t>
       </w:r>
       <w:r>
-        <w:t>Operação de adicionar elemento ao fim de uma fila.</w:t>
+        <w:t xml:space="preserve"> — Operação de adicionar elemento ao fim de uma fila.</w:t>
       </w:r>
     </w:p>
     <w:p>
       <w:r>
-        <w:t>Materiais: exercicio2.md, gabarito2.md, operacoes_fila.jpeg</w:t>
+        <w:t xml:space="preserve">Materiais:</w:t>
+      </w:r>
+      <w:r>
+        <w:t xml:space="preserve"> exercicio2.md, gabarito2.md, operacoes_fila.jpeg</w:t>
       </w:r>
     </w:p>
     <w:p>
@@ -659,15 +671,18 @@
         <w:rPr>
           <w:b/>
         </w:rPr>
-        <w:t xml:space="preserve">FIFO — </w:t>
+        <w:t xml:space="preserve">FIFO</w:t>
       </w:r>
       <w:r>
-        <w:t>Política primeiro a entrar, primeiro a sair.</w:t>
+        <w:t xml:space="preserve"> — Política primeiro a entrar, primeiro a sair.</w:t>
       </w:r>
     </w:p>
     <w:p>
       <w:r>
-        <w:t>Materiais: exercicio2.md, fila.jpeg, gabarito2.md, operacoes_fila.jpeg</w:t>
+        <w:t xml:space="preserve">Materiais:</w:t>
+      </w:r>
+      <w:r>
+        <w:t xml:space="preserve"> exercicio2.md, fila.jpeg, gabarito2.md, operacoes_fila.jpeg</w:t>
       </w:r>
     </w:p>
     <w:p>
@@ -675,15 +690,18 @@
         <w:rPr>
           <w:b/>
         </w:rPr>
-        <w:t xml:space="preserve">fila — </w:t>
+        <w:t xml:space="preserve">fila</w:t>
       </w:r>
       <w:r>
-        <w:t>Estrutura em que os elementos são atendidos na ordem de entrada.</w:t>
+        <w:t xml:space="preserve"> — Estrutura em que os elementos são atendidos na ordem de entrada.</w:t>
       </w:r>
     </w:p>
     <w:p>
       <w:r>
-        <w:t>Materiais: exercicio2.md, fila.jpeg, fila_pilha_C.jpeg, gabarito2.md, operacoes_fila.jpeg</w:t>
+        <w:t xml:space="preserve">Materiais:</w:t>
+      </w:r>
+      <w:r>
+        <w:t xml:space="preserve"> exercicio2.md, fila.jpeg, fila_pilha_C.jpeg, gabarito2.md, operacoes_fila.jpeg</w:t>
       </w:r>
     </w:p>
     <w:p>
@@ -691,15 +709,18 @@
         <w:rPr>
           <w:b/>
         </w:rPr>
-        <w:t xml:space="preserve">free — </w:t>
+        <w:t xml:space="preserve">free</w:t>
       </w:r>
       <w:r>
-        <w:t>Função da biblioteca C que libera bloco previamente alocado dinamicamente.</w:t>
+        <w:t xml:space="preserve"> — Função da biblioteca C que libera bloco previamente alocado dinamicamente.</w:t>
       </w:r>
     </w:p>
     <w:p>
       <w:r>
-        <w:t>Materiais: gabarito1.md, gabarito2.md, gabarito3.md, lista4.jpeg, lista5.jpeg, lista7.jpeg, lista_remocao_inicio.gif, lista_remocao_meio.gif, lista_remocao_ultimo.gif</w:t>
+        <w:t xml:space="preserve">Materiais:</w:t>
+      </w:r>
+      <w:r>
+        <w:t xml:space="preserve"> gabarito1.md, gabarito2.md, gabarito3.md, lista4.jpeg, lista5.jpeg, lista7.jpeg, lista_remocao_inicio.gif, lista_remocao_meio.gif, lista_remocao_ultimo.gif</w:t>
       </w:r>
     </w:p>
     <w:p>
@@ -707,15 +728,18 @@
         <w:rPr>
           <w:b/>
         </w:rPr>
-        <w:t xml:space="preserve">inserção — </w:t>
+        <w:t xml:space="preserve">inserção</w:t>
       </w:r>
       <w:r>
-        <w:t>Inclusão de um elemento em uma estrutura de dados.</w:t>
+        <w:t xml:space="preserve"> — Inclusão de um elemento em uma estrutura de dados.</w:t>
       </w:r>
     </w:p>
     <w:p>
       <w:r>
-        <w:t>Materiais: exercicio1.md, fila.jpeg, gabarito1.md, lista1.jpeg</w:t>
+        <w:t xml:space="preserve">Materiais:</w:t>
+      </w:r>
+      <w:r>
+        <w:t xml:space="preserve"> exercicio1.md, fila.jpeg, gabarito1.md, lista1.jpeg</w:t>
       </w:r>
     </w:p>
     <w:p>
@@ -723,15 +747,18 @@
         <w:rPr>
           <w:b/>
         </w:rPr>
-        <w:t xml:space="preserve">LIFO — </w:t>
+        <w:t xml:space="preserve">LIFO</w:t>
       </w:r>
       <w:r>
-        <w:t>Política último a entrar, primeiro a sair.</w:t>
+        <w:t xml:space="preserve"> — Política último a entrar, primeiro a sair.</w:t>
       </w:r>
     </w:p>
     <w:p>
       <w:r>
-        <w:t>Materiais: exercicio3.md, gabarito3.md, pilha.jpeg, pilha_conceitos.png, pilha_notacao_polonesa_reversa.png</w:t>
+        <w:t xml:space="preserve">Materiais:</w:t>
+      </w:r>
+      <w:r>
+        <w:t xml:space="preserve"> exercicio3.md, gabarito3.md, pilha.jpeg, pilha_conceitos.png, pilha_notacao_polonesa_reversa.png</w:t>
       </w:r>
     </w:p>
     <w:p>
@@ -739,15 +766,18 @@
         <w:rPr>
           <w:b/>
         </w:rPr>
-        <w:t xml:space="preserve">lista encadeada — </w:t>
+        <w:t xml:space="preserve">lista encadeada</w:t>
       </w:r>
       <w:r>
-        <w:t>Coleção de nós ligados por referências ao próximo elemento.</w:t>
+        <w:t xml:space="preserve"> — Coleção de nós ligados por referências ao próximo elemento.</w:t>
       </w:r>
     </w:p>
     <w:p>
       <w:r>
-        <w:t>Materiais: exercicio1.md, exercicio2.md, fila_pilha_C.jpeg, gabarito1.md, gabarito2.md, lista1.jpeg, lista2.jpeg, lista3.jpeg, lista4.jpeg, lista5.jpeg, lista6.jpeg, lista7.jpeg, lista_remocao_inicio.gif, lista_remocao_meio.gif, lista_remocao_ultimo.gif, pilha_conceitos.png</w:t>
+        <w:t xml:space="preserve">Materiais:</w:t>
+      </w:r>
+      <w:r>
+        <w:t xml:space="preserve"> exercicio1.md, exercicio2.md, fila_pilha_C.jpeg, gabarito1.md, gabarito2.md, lista1.jpeg, lista2.jpeg, lista3.jpeg, lista4.jpeg, lista5.jpeg, lista6.jpeg, lista7.jpeg, lista_remocao_inicio.gif, lista_remocao_meio.gif, lista_remocao_ultimo.gif, pilha_conceitos.png</w:t>
       </w:r>
     </w:p>
     <w:p>
@@ -755,15 +785,18 @@
         <w:rPr>
           <w:b/>
         </w:rPr>
-        <w:t xml:space="preserve">notação húngara — </w:t>
+        <w:t xml:space="preserve">nó</w:t>
       </w:r>
       <w:r>
-        <w:t>Convenção de nomenclatura que utiliza prefixos para indicar tipos ou papéis.</w:t>
+        <w:t xml:space="preserve"> — Elemento de uma estrutura encadeada que contém dados e ligação.</w:t>
       </w:r>
     </w:p>
     <w:p>
       <w:r>
-        <w:t>Materiais: hungara1.jpeg, hungara2.jpeg</w:t>
+        <w:t xml:space="preserve">Materiais:</w:t>
+      </w:r>
+      <w:r>
+        <w:t xml:space="preserve"> lista1.jpeg</w:t>
       </w:r>
     </w:p>
     <w:p>
@@ -771,15 +804,18 @@
         <w:rPr>
           <w:b/>
         </w:rPr>
-        <w:t xml:space="preserve">notação polonesa reversa — </w:t>
+        <w:t xml:space="preserve">notação húngara</w:t>
       </w:r>
       <w:r>
-        <w:t>Representação pós-fixa em que operadores seguem seus operandos.</w:t>
+        <w:t xml:space="preserve"> — Convenção de nomenclatura que utiliza prefixos para indicar tipos ou papéis.</w:t>
       </w:r>
     </w:p>
     <w:p>
       <w:r>
-        <w:t>Materiais: pilha_notacao_polonesa_reversa.png</w:t>
+        <w:t xml:space="preserve">Materiais:</w:t>
+      </w:r>
+      <w:r>
+        <w:t xml:space="preserve"> hungara1.jpeg, hungara2.jpeg</w:t>
       </w:r>
     </w:p>
     <w:p>
@@ -787,15 +823,18 @@
         <w:rPr>
           <w:b/>
         </w:rPr>
-        <w:t xml:space="preserve">NULL — </w:t>
+        <w:t xml:space="preserve">notação polonesa reversa</w:t>
       </w:r>
       <w:r>
-        <w:t>Constante de ponteiro nulo, usada para representar ausência de referência.</w:t>
+        <w:t xml:space="preserve"> — Representação pós-fixa em que operadores seguem seus operandos.</w:t>
       </w:r>
     </w:p>
     <w:p>
       <w:r>
-        <w:t>Materiais: lista2.jpeg, lista3.jpeg, lista7.jpeg, lista_remocao_ultimo.gif</w:t>
+        <w:t xml:space="preserve">Materiais:</w:t>
+      </w:r>
+      <w:r>
+        <w:t xml:space="preserve"> pilha_notacao_polonesa_reversa.png</w:t>
       </w:r>
     </w:p>
     <w:p>
@@ -803,15 +842,18 @@
         <w:rPr>
           <w:b/>
         </w:rPr>
-        <w:t xml:space="preserve">nó — </w:t>
+        <w:t xml:space="preserve">NULL</w:t>
       </w:r>
       <w:r>
-        <w:t>Elemento de uma estrutura encadeada que contém dados e ligação.</w:t>
+        <w:t xml:space="preserve"> — Constante de ponteiro nulo, usada para representar ausência de referência.</w:t>
       </w:r>
     </w:p>
     <w:p>
       <w:r>
-        <w:t>Materiais: lista1.jpeg</w:t>
+        <w:t xml:space="preserve">Materiais:</w:t>
+      </w:r>
+      <w:r>
+        <w:t xml:space="preserve"> lista2.jpeg, lista3.jpeg, lista7.jpeg, lista_remocao_ultimo.gif</w:t>
       </w:r>
     </w:p>
     <w:p>
@@ -819,15 +861,18 @@
         <w:rPr>
           <w:b/>
         </w:rPr>
-        <w:t xml:space="preserve">pilha — </w:t>
+        <w:t xml:space="preserve">pilha</w:t>
       </w:r>
       <w:r>
-        <w:t>Estrutura de dados com inserção e remoção pelo topo.</w:t>
+        <w:t xml:space="preserve"> — Estrutura de dados com inserção e remoção pelo topo.</w:t>
       </w:r>
     </w:p>
     <w:p>
       <w:r>
-        <w:t>Materiais: exercicio3.md, fila_pilha_C.jpeg, gabarito3.md, pilha.jpeg, pilha_conceitos.png, pilha_notacao_polonesa_reversa.png</w:t>
+        <w:t xml:space="preserve">Materiais:</w:t>
+      </w:r>
+      <w:r>
+        <w:t xml:space="preserve"> exercicio3.md, fila_pilha_C.jpeg, gabarito3.md, pilha.jpeg, pilha_conceitos.png, pilha_notacao_polonesa_reversa.png</w:t>
       </w:r>
     </w:p>
     <w:p>
@@ -835,15 +880,18 @@
         <w:rPr>
           <w:b/>
         </w:rPr>
-        <w:t xml:space="preserve">ponteiro — </w:t>
+        <w:t xml:space="preserve">ponteiro</w:t>
       </w:r>
       <w:r>
-        <w:t>Variável que armazena um endereço de memória.</w:t>
+        <w:t xml:space="preserve"> — Variável que armazena um endereço de memória.</w:t>
       </w:r>
     </w:p>
     <w:p>
       <w:r>
-        <w:t>Materiais: fila_pilha_C.jpeg, hungara1.jpeg, hungara2.jpeg, lista1.jpeg, lista2.jpeg, lista3.jpeg, lista4.jpeg, lista5.jpeg, lista6.jpeg, lista_remocao_inicio.gif, lista_remocao_meio.gif, operacoes_fila.jpeg, pilha_conceitos.png</w:t>
+        <w:t xml:space="preserve">Materiais:</w:t>
+      </w:r>
+      <w:r>
+        <w:t xml:space="preserve"> fila_pilha_C.jpeg, hungara1.jpeg, hungara2.jpeg, lista1.jpeg, lista2.jpeg, lista3.jpeg, lista4.jpeg, lista5.jpeg, lista6.jpeg, lista_remocao_inicio.gif, lista_remocao_meio.gif, operacoes_fila.jpeg, pilha_conceitos.png</w:t>
       </w:r>
     </w:p>
     <w:p>
@@ -851,15 +899,18 @@
         <w:rPr>
           <w:b/>
         </w:rPr>
-        <w:t xml:space="preserve">pop — </w:t>
+        <w:t xml:space="preserve">pop</w:t>
       </w:r>
       <w:r>
-        <w:t>Operação de retirar elemento do topo da pilha.</w:t>
+        <w:t xml:space="preserve"> — Operação de retirar elemento do topo da pilha.</w:t>
       </w:r>
     </w:p>
     <w:p>
       <w:r>
-        <w:t>Materiais: exercicio3.md, gabarito3.md, pilha.jpeg, pilha_conceitos.png, pilha_notacao_polonesa_reversa.png</w:t>
+        <w:t xml:space="preserve">Materiais:</w:t>
+      </w:r>
+      <w:r>
+        <w:t xml:space="preserve"> exercicio3.md, gabarito3.md, pilha.jpeg, pilha_conceitos.png, pilha_notacao_polonesa_reversa.png</w:t>
       </w:r>
     </w:p>
     <w:p>
@@ -867,15 +918,18 @@
         <w:rPr>
           <w:b/>
         </w:rPr>
-        <w:t xml:space="preserve">push — </w:t>
+        <w:t xml:space="preserve">push</w:t>
       </w:r>
       <w:r>
-        <w:t>Operação de inserir elemento no topo da pilha.</w:t>
+        <w:t xml:space="preserve"> — Operação de inserir elemento no topo da pilha.</w:t>
       </w:r>
     </w:p>
     <w:p>
       <w:r>
-        <w:t>Materiais: exercicio3.md, gabarito3.md, pilha.jpeg, pilha_conceitos.png, pilha_notacao_polonesa_reversa.png</w:t>
+        <w:t xml:space="preserve">Materiais:</w:t>
+      </w:r>
+      <w:r>
+        <w:t xml:space="preserve"> exercicio3.md, gabarito3.md, pilha.jpeg, pilha_conceitos.png, pilha_notacao_polonesa_reversa.png</w:t>
       </w:r>
     </w:p>
     <w:p>
@@ -883,15 +937,18 @@
         <w:rPr>
           <w:b/>
         </w:rPr>
-        <w:t xml:space="preserve">remoção — </w:t>
+        <w:t xml:space="preserve">remoção</w:t>
       </w:r>
       <w:r>
-        <w:t>Retirada de um elemento de uma estrutura de dados.</w:t>
+        <w:t xml:space="preserve"> — Retirada de um elemento de uma estrutura de dados.</w:t>
       </w:r>
     </w:p>
     <w:p>
       <w:r>
-        <w:t>Materiais: exercicio1.md, fila.jpeg, gabarito1.md, lista4.jpeg, lista5.jpeg, lista7.jpeg, lista_remocao_inicio.gif, lista_remocao_meio.gif, lista_remocao_ultimo.gif</w:t>
+        <w:t xml:space="preserve">Materiais:</w:t>
+      </w:r>
+      <w:r>
+        <w:t xml:space="preserve"> exercicio1.md, fila.jpeg, gabarito1.md, lista4.jpeg, lista5.jpeg, lista7.jpeg, lista_remocao_inicio.gif, lista_remocao_meio.gif, lista_remocao_ultimo.gif</w:t>
       </w:r>
     </w:p>
     <w:p>
@@ -899,15 +956,18 @@
         <w:rPr>
           <w:b/>
         </w:rPr>
-        <w:t xml:space="preserve">struct — </w:t>
+        <w:t xml:space="preserve">struct</w:t>
       </w:r>
       <w:r>
-        <w:t>Construção de C que agrupa campos em um tipo composto.</w:t>
+        <w:t xml:space="preserve"> — Construção de C que agrupa campos em um tipo composto.</w:t>
       </w:r>
     </w:p>
     <w:p>
       <w:r>
-        <w:t>Materiais: fila_pilha_C.jpeg, hungara1.jpeg, hungara2.jpeg, lista6.jpeg</w:t>
+        <w:t xml:space="preserve">Materiais:</w:t>
+      </w:r>
+      <w:r>
+        <w:t xml:space="preserve"> fila_pilha_C.jpeg, hungara1.jpeg, hungara2.jpeg, lista6.jpeg</w:t>
       </w:r>
     </w:p>
     <w:p>
@@ -915,15 +975,18 @@
         <w:rPr>
           <w:b/>
         </w:rPr>
-        <w:t xml:space="preserve">tipos de dados — </w:t>
+        <w:t xml:space="preserve">tipos de dados</w:t>
       </w:r>
       <w:r>
-        <w:t>Classificação dos valores e operações admitidas em C.</w:t>
+        <w:t xml:space="preserve"> — Classificação dos valores e operações admitidas em C.</w:t>
       </w:r>
     </w:p>
     <w:p>
       <w:r>
-        <w:t>Materiais: hungara1.jpeg</w:t>
+        <w:t xml:space="preserve">Materiais:</w:t>
+      </w:r>
+      <w:r>
+        <w:t xml:space="preserve"> hungara1.jpeg</w:t>
       </w:r>
     </w:p>
     <w:p>
@@ -931,15 +994,18 @@
         <w:rPr>
           <w:b/>
         </w:rPr>
-        <w:t xml:space="preserve">typedef — </w:t>
+        <w:t xml:space="preserve">typedef</w:t>
       </w:r>
       <w:r>
-        <w:t>Declaração que cria um nome alternativo para um tipo.</w:t>
+        <w:t xml:space="preserve"> — Declaração que cria um nome alternativo para um tipo.</w:t>
       </w:r>
     </w:p>
     <w:p>
       <w:r>
-        <w:t>Materiais: hungara2.jpeg, lista6.jpeg</w:t>
+        <w:t xml:space="preserve">Materiais:</w:t>
+      </w:r>
+      <w:r>
+        <w:t xml:space="preserve"> hungara2.jpeg, lista6.jpeg</w:t>
       </w:r>
     </w:p>
     <w:p>
@@ -947,15 +1013,18 @@
         <w:rPr>
           <w:b/>
         </w:rPr>
-        <w:t xml:space="preserve">undo — </w:t>
+        <w:t xml:space="preserve">undo</w:t>
       </w:r>
       <w:r>
-        <w:t>Operação de desfazer a última alteração recuperando um estado anterior.</w:t>
+        <w:t xml:space="preserve"> — Operação de desfazer a última alteração recuperando um estado anterior.</w:t>
       </w:r>
     </w:p>
     <w:p>
       <w:r>
-        <w:t>Materiais: exercicio3.md, gabarito3.md</w:t>
+        <w:t xml:space="preserve">Materiais:</w:t>
+      </w:r>
+      <w:r>
+        <w:t xml:space="preserve"> exercicio3.md, gabarito3.md</w:t>
       </w:r>
     </w:p>
     <w:sectPr>
